--- a/simulation/paper/split/04_figures.docx
+++ b/simulation/paper/split/04_figures.docx
@@ -260,7 +260,7 @@
           <w:rFonts w:ascii="Times New Roman" w:hAnsi="Times New Roman" w:eastAsia="Times New Roman"/>
           <w:sz w:val="24"/>
         </w:rPr>
-        <w:t>**Caption.** *H7 IUT classification under cultural attenuation factors F ∈ {0.3, 0.5, 0.7, 1.0}. The REVERSAL classification (structural dominance) is preserved across all four factors, including the Sapouna (2010) UK→Germany worst-case anchor (F = 0.3) and the Nielsen (2017) Asia/Oceania expected attenuation (F = 0.5).*</w:t>
+        <w:t>**Caption.** *H7 IUT classification under cultural attenuation factors F ∈ {0.3, 0.5, 0.7, 1.0}. The REVERSAL classification (structural dominance) is preserved across all four factors, including the conservative cross-cultural worst-case anchor (F = 0.3) and the Nielsen, Glasø, and Einarsen (2017) Asia/Oceania expected attenuation (F = 0.5).*</w:t>
       </w:r>
     </w:p>
     <w:sectPr>

--- a/simulation/paper/split/04_figures.docx
+++ b/simulation/paper/split/04_figures.docx
@@ -13,7 +13,7 @@
           <w:b/>
           <w:sz w:val="24"/>
         </w:rPr>
-        <w:t>Personality Interventions Don't Work; Structural Ones Do: Counterfactual Evidence from a HEXACO 7-Typology Workplace Harassment Microsimulation in Japan</w:t>
+        <w:t>Person-Level versus System-Level Anti-Harassment Interventions: HEXACO 7-Typology Evidence That Structure Dominates Personality in Japanese Workplaces</w:t>
       </w:r>
     </w:p>
     <w:p>
@@ -58,7 +58,7 @@
           <w:rFonts w:ascii="Times New Roman" w:hAnsi="Times New Roman" w:eastAsia="Times New Roman"/>
           <w:sz w:val="24"/>
         </w:rPr>
-        <w:t>A box-and-arrow diagram of the nine pre-registered pipeline stages, showing the data inputs (N=354 individual data; IEEE 7-cluster centroids; MHLW Labor Force Survey 2022) flowing through Stages 0–8 with their HDF5 outputs. To be generated as PNG/SVG by `simulation/code/report.py`.</w:t>
+        <w:t>A box-and-arrow diagram of the nine pre-registered pipeline stages, showing the data inputs (N=354 individual data; Tokiwa 2026 *IEEE Access* 7-cluster centroids; Statistics Bureau (MIC) Labor Force Survey 2022) flowing through Stages 0–8 with their HDF5 outputs. Generated as PNG/PDF/SVG by `simulation/code/figures.py` (Makefile target `figures`).</w:t>
       </w:r>
     </w:p>
     <w:p>
@@ -70,7 +70,7 @@
           <w:rFonts w:ascii="Times New Roman" w:hAnsi="Times New Roman" w:eastAsia="Times New Roman"/>
           <w:sz w:val="24"/>
         </w:rPr>
-        <w:t>**Caption.** *The HEXACO 7-typology workplace harassment microsimulation pipeline. Stage 0 (cell propensity) feeds into Stage 1 (population aggregation, MHLW reweighted) and Stage 2 (H1 four-tier classification). Stage 3 (sensitivity), Stage 4 (baselines), Stage 5 (CMV diagnostic), Stage 6 (target trial PICO), Stage 7 (counterfactuals + H7 IUT), and Stage 8 (transportability) operate in parallel after Stage 2.*</w:t>
+        <w:t>**Caption.** *The HEXACO 7-typology workplace harassment microsimulation pipeline. Stage 0 (cell propensity) feeds into Stage 1 (population aggregation, MIC-reweighted) and Stage 2 (H1 four-tier classification). Stage 3 (sensitivity), Stage 4 (baselines), Stage 5 (CMV diagnostic), Stage 6 (target trial PICO), Stage 7 (counterfactuals + H7 IUT), and Stage 8 (transportability) operate in parallel after Stage 2.*</w:t>
       </w:r>
     </w:p>
     <w:p>
@@ -146,7 +146,7 @@
           <w:rFonts w:ascii="Times New Roman" w:hAnsi="Times New Roman" w:eastAsia="Times New Roman"/>
           <w:sz w:val="24"/>
         </w:rPr>
-        <w:t>**Caption.** *Model-based national prevalence (P̂ = 17.44%, blue bar) compared with MHLW past-three-year power-harassment victimization targets across three survey periods. The 2020 Power Harassment Prevention Law's staged enforcement (large enterprises 2020-06; SMEs 2022-04) coincides with the FY2020 → FY2023 decline. Predicted prevalence aligns most closely with the post-law FY2023 target (Strict SUCCESS).*</w:t>
+        <w:t>**Caption.** *Model-based national prevalence (P̂ = 17.44%, blue bar) compared with MHLW past-three-year power-harassment victimization targets across three survey periods. The 2020 Power Harassment Prevention Law's staged enforcement (large enterprises 2020-06; SMEs 2022-04) coincides with the FY2020 → FY2023 decline. Predicted prevalence aligns most closely with the post-law FY2023 target (Standard SUCCESS; CI upper 31.52% narrowly above the 30% Strict threshold).*</w:t>
       </w:r>
     </w:p>
     <w:p>
@@ -222,7 +222,7 @@
           <w:rFonts w:ascii="Times New Roman" w:hAnsi="Times New Roman" w:eastAsia="Times New Roman"/>
           <w:sz w:val="24"/>
         </w:rPr>
-        <w:t>**Caption.** *Counterfactual ΔP_x estimates and 95% CIs. Personality intervention (A; +0.3 SD on H/A/E) and cluster reassignment (B; do(cluster ∈ {0, 4, 6})) yield null effects (CIs cross zero). Structural intervention (C; −20% propensity, calibrated against three meta-analyses and the MHLW 2020 Law natural experiment) yields a positive effect of +3.54 percentage points (CI excludes zero on the positive side). The H7 intersection-union test (Berger &amp; Hsu, 1996) classifies this configuration as REVERSAL.*</w:t>
+        <w:t>**Caption.** *Counterfactual ΔP_x estimates and 95% CIs. Personality intervention (A; +0.3 SD on H/A/E for all individuals) and targeted personality intervention (B; +0.40 SD on HH restricted to individuals already in the low-prevalence Cluster {0, 4, 6} subgroup) yield null effects (CIs cross zero). Structural intervention (C; −20% propensity, calibrated against three meta-analyses and the MHLW FY2016–FY2023 Power Harassment Prevention Law natural experiment) yields a positive effect of +3.49 percentage points (CI excludes zero on the positive side). The H7 intersection-union test (Berger &amp; Hsu, 1996) classifies this configuration as REVERSAL.*</w:t>
       </w:r>
     </w:p>
     <w:p>

--- a/simulation/paper/split/04_figures.docx
+++ b/simulation/paper/split/04_figures.docx
@@ -264,6 +264,7 @@
       </w:r>
     </w:p>
     <w:sectPr>
+      <w:headerReference w:type="default" r:id="rId9"/>
       <w:pgSz w:w="12240" w:h="15840"/>
       <w:pgMar w:top="1440" w:right="1440" w:bottom="1440" w:left="1440" w:header="720" w:footer="720" w:gutter="0"/>
       <w:cols w:space="720"/>
@@ -271,6 +272,45 @@
     </w:sectPr>
   </w:body>
 </w:document>
+</file>
+
+<file path=word/header1.xml><?xml version="1.0" encoding="utf-8"?>
+<w:hdr xmlns:m="http://schemas.openxmlformats.org/officeDocument/2006/math" xmlns:mc="http://schemas.openxmlformats.org/markup-compatibility/2006" xmlns:mo="http://schemas.microsoft.com/office/mac/office/2008/main" xmlns:mv="urn:schemas-microsoft-com:mac:vml" xmlns:o="urn:schemas-microsoft-com:office:office" xmlns:r="http://schemas.openxmlformats.org/officeDocument/2006/relationships" xmlns:v="urn:schemas-microsoft-com:vml" xmlns:w10="urn:schemas-microsoft-com:office:word" xmlns:w14="http://schemas.microsoft.com/office/word/2010/wordml" xmlns:w="http://schemas.openxmlformats.org/wordprocessingml/2006/main" xmlns:wne="http://schemas.microsoft.com/office/word/2006/wordml" xmlns:wp14="http://schemas.microsoft.com/office/word/2010/wordprocessingDrawing" xmlns:wp="http://schemas.openxmlformats.org/drawingml/2006/wordprocessingDrawing" xmlns:wpc="http://schemas.microsoft.com/office/word/2010/wordprocessingCanvas" xmlns:wpg="http://schemas.microsoft.com/office/word/2010/wordprocessingGroup" xmlns:wpi="http://schemas.microsoft.com/office/word/2010/wordprocessingInk" xmlns:wps="http://schemas.microsoft.com/office/word/2010/wordprocessingShape" mc:Ignorable="w14 wp14">
+  <w:p>
+    <w:pPr>
+      <w:pStyle w:val="Header"/>
+      <w:tabs>
+        <w:tab w:pos="9360" w:val="right"/>
+      </w:tabs>
+      <w:jc w:val="left"/>
+    </w:pPr>
+    <w:r>
+      <w:rPr>
+        <w:rFonts w:ascii="Times New Roman" w:hAnsi="Times New Roman" w:eastAsia="Times New Roman"/>
+        <w:b w:val="0"/>
+        <w:sz w:val="24"/>
+      </w:rPr>
+      <w:t>STRUCTURE DOMINATES PERSONALITY</w:t>
+    </w:r>
+    <w:r>
+      <w:rPr>
+        <w:rFonts w:ascii="Times New Roman" w:hAnsi="Times New Roman" w:eastAsia="Times New Roman"/>
+        <w:sz w:val="24"/>
+      </w:rPr>
+      <w:tab/>
+    </w:r>
+    <w:r>
+      <w:rPr>
+        <w:rFonts w:ascii="Times New Roman" w:hAnsi="Times New Roman" w:eastAsia="Times New Roman"/>
+        <w:sz w:val="24"/>
+      </w:rPr>
+      <w:fldChar w:fldCharType="begin"/>
+      <w:instrText>PAGE</w:instrText>
+      <w:fldChar w:fldCharType="separate"/>
+      <w:fldChar w:fldCharType="end"/>
+    </w:r>
+  </w:p>
+</w:hdr>
 </file>
 
 <file path=word/numbering.xml><?xml version="1.0" encoding="utf-8"?>

--- a/simulation/paper/split/04_figures.docx
+++ b/simulation/paper/split/04_figures.docx
@@ -260,7 +260,7 @@
           <w:rFonts w:ascii="Times New Roman" w:hAnsi="Times New Roman" w:eastAsia="Times New Roman"/>
           <w:sz w:val="24"/>
         </w:rPr>
-        <w:t>**Caption.** *H7 IUT classification under cultural attenuation factors F ∈ {0.3, 0.5, 0.7, 1.0}. The REVERSAL classification (structural dominance) is preserved across all four factors, including the conservative cross-cultural worst-case anchor (F = 0.3) and the Nielsen, Glasø, and Einarsen (2017) Asia/Oceania expected attenuation (F = 0.5).*</w:t>
+        <w:t>**Caption.** *H7 IUT classification under cultural attenuation factors F ∈ {0.3, 0.5, 0.7, 1.0}. The REVERSAL classification (structural dominance) is preserved across all four factors, including the conservative cross-cultural worst-case anchor (F = 0.3) and the Nielsen et al. (2017) Asia/Oceania expected attenuation (F = 0.5).*</w:t>
       </w:r>
     </w:p>
     <w:sectPr>

--- a/simulation/paper/split/04_figures.docx
+++ b/simulation/paper/split/04_figures.docx
@@ -58,7 +58,50 @@
           <w:rFonts w:ascii="Times New Roman" w:hAnsi="Times New Roman" w:eastAsia="Times New Roman"/>
           <w:sz w:val="24"/>
         </w:rPr>
-        <w:t>A box-and-arrow diagram of the nine pre-registered pipeline stages, showing the data inputs (N=354 individual data; Tokiwa 2026 *IEEE Access* 7-cluster centroids; Statistics Bureau (MIC) Labor Force Survey 2022) flowing through Stages 0–8 with their HDF5 outputs. Generated as PNG/PDF/SVG by `simulation/code/figures.py` (Makefile target `figures`).</w:t>
+        <w:t xml:space="preserve">A box-and-arrow diagram of the nine pre-registered pipeline stages, showing the data inputs (N=354 individual data; Tokiwa 2026 </w:t>
+      </w:r>
+      <w:r>
+        <w:rPr>
+          <w:rFonts w:ascii="Times New Roman" w:hAnsi="Times New Roman" w:eastAsia="Times New Roman"/>
+          <w:i/>
+          <w:sz w:val="24"/>
+        </w:rPr>
+        <w:t>IEEE Access</w:t>
+      </w:r>
+      <w:r>
+        <w:rPr>
+          <w:rFonts w:ascii="Times New Roman" w:hAnsi="Times New Roman" w:eastAsia="Times New Roman"/>
+          <w:sz w:val="24"/>
+        </w:rPr>
+        <w:t xml:space="preserve"> 7-cluster centroids; Statistics Bureau (MIC) Labor Force Survey 2022) flowing through Stages 0–8 with their HDF5 outputs. Generated as PNG/PDF/SVG by </w:t>
+      </w:r>
+      <w:r>
+        <w:rPr>
+          <w:rFonts w:ascii="Times New Roman" w:hAnsi="Times New Roman" w:eastAsia="Times New Roman"/>
+          <w:sz w:val="24"/>
+        </w:rPr>
+        <w:t>simulation/code/figures.py</w:t>
+      </w:r>
+      <w:r>
+        <w:rPr>
+          <w:rFonts w:ascii="Times New Roman" w:hAnsi="Times New Roman" w:eastAsia="Times New Roman"/>
+          <w:sz w:val="24"/>
+        </w:rPr>
+        <w:t xml:space="preserve"> (Makefile target </w:t>
+      </w:r>
+      <w:r>
+        <w:rPr>
+          <w:rFonts w:ascii="Times New Roman" w:hAnsi="Times New Roman" w:eastAsia="Times New Roman"/>
+          <w:sz w:val="24"/>
+        </w:rPr>
+        <w:t>figures</w:t>
+      </w:r>
+      <w:r>
+        <w:rPr>
+          <w:rFonts w:ascii="Times New Roman" w:hAnsi="Times New Roman" w:eastAsia="Times New Roman"/>
+          <w:sz w:val="24"/>
+        </w:rPr>
+        <w:t>).</w:t>
       </w:r>
     </w:p>
     <w:p>
@@ -68,9 +111,25 @@
       <w:r>
         <w:rPr>
           <w:rFonts w:ascii="Times New Roman" w:hAnsi="Times New Roman" w:eastAsia="Times New Roman"/>
+          <w:b/>
           <w:sz w:val="24"/>
         </w:rPr>
-        <w:t>**Caption.** *The HEXACO 7-typology workplace harassment microsimulation pipeline. Stage 0 (cell propensity) feeds into Stage 1 (population aggregation, MIC-reweighted) and Stage 2 (H1 four-tier classification). Stage 3 (sensitivity), Stage 4 (baselines), Stage 5 (CMV diagnostic), Stage 6 (target trial PICO), Stage 7 (counterfactuals + H7 IUT), and Stage 8 (transportability) operate in parallel after Stage 2.*</w:t>
+        <w:t>Caption.</w:t>
+      </w:r>
+      <w:r>
+        <w:rPr>
+          <w:rFonts w:ascii="Times New Roman" w:hAnsi="Times New Roman" w:eastAsia="Times New Roman"/>
+          <w:sz w:val="24"/>
+        </w:rPr>
+        <w:t xml:space="preserve"> </w:t>
+      </w:r>
+      <w:r>
+        <w:rPr>
+          <w:rFonts w:ascii="Times New Roman" w:hAnsi="Times New Roman" w:eastAsia="Times New Roman"/>
+          <w:i/>
+          <w:sz w:val="24"/>
+        </w:rPr>
+        <w:t>The HEXACO 7-typology workplace harassment microsimulation pipeline. Stage 0 (cell propensity) feeds into Stage 1 (population aggregation, MIC-reweighted) and Stage 2 (H1 four-tier classification). Stage 3 (sensitivity), Stage 4 (baselines), Stage 5 (CMV diagnostic), Stage 6 (target trial PICO), Stage 7 (counterfactuals + H7 IUT), and Stage 8 (transportability) operate in parallel after Stage 2.</w:t>
       </w:r>
     </w:p>
     <w:p>
@@ -106,9 +165,25 @@
       <w:r>
         <w:rPr>
           <w:rFonts w:ascii="Times New Roman" w:hAnsi="Times New Roman" w:eastAsia="Times New Roman"/>
+          <w:b/>
           <w:sz w:val="24"/>
         </w:rPr>
-        <w:t>**Caption.** *Per-cell power-harassment victimization propensities P̂_c with 95% BCa CIs. Cell sizes (N_c) range from 10 to 70 (median 18). Color encodes propensity (blue = low; red = high). Cells with N_c &lt; 20 are demarcated with a dashed boundary.*</w:t>
+        <w:t>Caption.</w:t>
+      </w:r>
+      <w:r>
+        <w:rPr>
+          <w:rFonts w:ascii="Times New Roman" w:hAnsi="Times New Roman" w:eastAsia="Times New Roman"/>
+          <w:sz w:val="24"/>
+        </w:rPr>
+        <w:t xml:space="preserve"> </w:t>
+      </w:r>
+      <w:r>
+        <w:rPr>
+          <w:rFonts w:ascii="Times New Roman" w:hAnsi="Times New Roman" w:eastAsia="Times New Roman"/>
+          <w:i/>
+          <w:sz w:val="24"/>
+        </w:rPr>
+        <w:t>Per-cell power-harassment victimization propensities P̂_c with 95% BCa CIs. Cell sizes (N_c) range from 10 to 70 (median 18). Color encodes propensity (blue = low; red = high). Cells with N_c &lt; 20 are demarcated with a dashed boundary.</w:t>
       </w:r>
     </w:p>
     <w:p>
@@ -144,9 +219,25 @@
       <w:r>
         <w:rPr>
           <w:rFonts w:ascii="Times New Roman" w:hAnsi="Times New Roman" w:eastAsia="Times New Roman"/>
+          <w:b/>
           <w:sz w:val="24"/>
         </w:rPr>
-        <w:t>**Caption.** *Model-based national prevalence (P̂ = 17.44%, blue bar) compared with MHLW past-three-year power-harassment victimization targets across three survey periods. The 2020 Power Harassment Prevention Law's staged enforcement (large enterprises 2020-06; SMEs 2022-04) coincides with the FY2020 → FY2023 decline. Predicted prevalence aligns most closely with the post-law FY2023 target (Standard SUCCESS; CI upper 31.52% narrowly above the 30% Strict threshold).*</w:t>
+        <w:t>Caption.</w:t>
+      </w:r>
+      <w:r>
+        <w:rPr>
+          <w:rFonts w:ascii="Times New Roman" w:hAnsi="Times New Roman" w:eastAsia="Times New Roman"/>
+          <w:sz w:val="24"/>
+        </w:rPr>
+        <w:t xml:space="preserve"> </w:t>
+      </w:r>
+      <w:r>
+        <w:rPr>
+          <w:rFonts w:ascii="Times New Roman" w:hAnsi="Times New Roman" w:eastAsia="Times New Roman"/>
+          <w:i/>
+          <w:sz w:val="24"/>
+        </w:rPr>
+        <w:t>Model-based national prevalence (P̂ = 17.44%, blue bar) compared with MHLW past-three-year power-harassment victimization targets across three survey periods. The 2020 Power Harassment Prevention Law's staged enforcement (large enterprises 2020-06; SMEs 2022-04) coincides with the FY2020 → FY2023 decline. Predicted prevalence aligns most closely with the post-law FY2023 target (Standard SUCCESS; CI upper 31.52% narrowly above the 30% Strict threshold).</w:t>
       </w:r>
     </w:p>
     <w:p>
@@ -182,9 +273,25 @@
       <w:r>
         <w:rPr>
           <w:rFonts w:ascii="Times New Roman" w:hAnsi="Times New Roman" w:eastAsia="Times New Roman"/>
+          <w:b/>
           <w:sz w:val="24"/>
         </w:rPr>
-        <w:t>**Caption.** *One-at-a-time sensitivity sweep of FY2016 MAPE. Binarization threshold and cluster mass shift exhibit substantial sensitivity (range 29.6% to 56.5%), whereas soft-assignment τ and empirical Bayes shrinkage scale exhibit negligible sensitivity (range &lt; 0.5%). Vertical line at 45.51% marks the locked v2.0 main configuration.*</w:t>
+        <w:t>Caption.</w:t>
+      </w:r>
+      <w:r>
+        <w:rPr>
+          <w:rFonts w:ascii="Times New Roman" w:hAnsi="Times New Roman" w:eastAsia="Times New Roman"/>
+          <w:sz w:val="24"/>
+        </w:rPr>
+        <w:t xml:space="preserve"> </w:t>
+      </w:r>
+      <w:r>
+        <w:rPr>
+          <w:rFonts w:ascii="Times New Roman" w:hAnsi="Times New Roman" w:eastAsia="Times New Roman"/>
+          <w:i/>
+          <w:sz w:val="24"/>
+        </w:rPr>
+        <w:t>One-at-a-time sensitivity sweep of FY2016 MAPE. Binarization threshold and cluster mass shift exhibit substantial sensitivity (range 29.6% to 56.5%), whereas soft-assignment τ and empirical Bayes shrinkage scale exhibit negligible sensitivity (range &lt; 0.5%). Vertical line at 45.51% marks the locked v2.0 main configuration.</w:t>
       </w:r>
     </w:p>
     <w:p>
@@ -220,9 +327,25 @@
       <w:r>
         <w:rPr>
           <w:rFonts w:ascii="Times New Roman" w:hAnsi="Times New Roman" w:eastAsia="Times New Roman"/>
+          <w:b/>
           <w:sz w:val="24"/>
         </w:rPr>
-        <w:t>**Caption.** *Counterfactual ΔP_x estimates and 95% CIs. Personality intervention (A; +0.3 SD on H/A/E for all individuals) and targeted personality intervention (B; +0.40 SD on HH restricted to individuals already in the low-prevalence Cluster {0, 4, 6} subgroup) yield null effects (CIs cross zero). Structural intervention (C; −20% propensity, calibrated against three meta-analyses and the MHLW FY2016–FY2023 Power Harassment Prevention Law natural experiment) yields a positive effect of +3.49 percentage points (CI excludes zero on the positive side). The H7 intersection-union test (Berger &amp; Hsu, 1996) classifies this configuration as REVERSAL.*</w:t>
+        <w:t>Caption.</w:t>
+      </w:r>
+      <w:r>
+        <w:rPr>
+          <w:rFonts w:ascii="Times New Roman" w:hAnsi="Times New Roman" w:eastAsia="Times New Roman"/>
+          <w:sz w:val="24"/>
+        </w:rPr>
+        <w:t xml:space="preserve"> </w:t>
+      </w:r>
+      <w:r>
+        <w:rPr>
+          <w:rFonts w:ascii="Times New Roman" w:hAnsi="Times New Roman" w:eastAsia="Times New Roman"/>
+          <w:i/>
+          <w:sz w:val="24"/>
+        </w:rPr>
+        <w:t>Counterfactual ΔP_x estimates and 95% CIs. Personality intervention (A; +0.3 SD on H/A/E for all individuals) and targeted personality intervention (B; +0.40 SD on HH restricted to individuals already in the low-prevalence Cluster {0, 4, 6} subgroup) yield null effects (CIs cross zero). Structural intervention (C; −20% propensity, calibrated against three meta-analyses and the MHLW FY2016–FY2023 Power Harassment Prevention Law natural experiment) yields a positive effect of +3.49 percentage points (CI excludes zero on the positive side). The H7 intersection-union test (Berger &amp; Hsu, 1996) classifies this configuration as REVERSAL.</w:t>
       </w:r>
     </w:p>
     <w:p>
@@ -258,9 +381,25 @@
       <w:r>
         <w:rPr>
           <w:rFonts w:ascii="Times New Roman" w:hAnsi="Times New Roman" w:eastAsia="Times New Roman"/>
+          <w:b/>
           <w:sz w:val="24"/>
         </w:rPr>
-        <w:t>**Caption.** *H7 IUT classification under cultural attenuation factors F ∈ {0.3, 0.5, 0.7, 1.0}. The REVERSAL classification (structural dominance) is preserved across all four factors, including the conservative cross-cultural worst-case anchor (F = 0.3) and the Nielsen et al. (2017) Asia/Oceania expected attenuation (F = 0.5).*</w:t>
+        <w:t>Caption.</w:t>
+      </w:r>
+      <w:r>
+        <w:rPr>
+          <w:rFonts w:ascii="Times New Roman" w:hAnsi="Times New Roman" w:eastAsia="Times New Roman"/>
+          <w:sz w:val="24"/>
+        </w:rPr>
+        <w:t xml:space="preserve"> </w:t>
+      </w:r>
+      <w:r>
+        <w:rPr>
+          <w:rFonts w:ascii="Times New Roman" w:hAnsi="Times New Roman" w:eastAsia="Times New Roman"/>
+          <w:i/>
+          <w:sz w:val="24"/>
+        </w:rPr>
+        <w:t>H7 IUT classification under cultural attenuation factors F ∈ {0.3, 0.5, 0.7, 1.0}. The REVERSAL classification (structural dominance) is preserved across all four factors, including the conservative cross-cultural worst-case anchor (F = 0.3) and the Nielsen et al. (2017) Asia/Oceania expected attenuation (F = 0.5).</w:t>
       </w:r>
     </w:p>
     <w:sectPr>

--- a/simulation/paper/split/04_figures.docx
+++ b/simulation/paper/split/04_figures.docx
@@ -13,7 +13,7 @@
           <w:b/>
           <w:sz w:val="24"/>
         </w:rPr>
-        <w:t>Person-Level versus System-Level Anti-Harassment Interventions: HEXACO 7-Typology Evidence That Structure Dominates Personality in Japanese Workplaces</w:t>
+        <w:t>Person-Level versus System-Level Anti-Harassment Interventions: A HEXACO 7-Typology Counterfactual Microsimulation in Japanese Workplaces</w:t>
       </w:r>
     </w:p>
     <w:p>
@@ -429,7 +429,7 @@
         <w:b w:val="0"/>
         <w:sz w:val="24"/>
       </w:rPr>
-      <w:t>STRUCTURE DOMINATES PERSONALITY</w:t>
+      <w:t>HEXACO COUNTERFACTUAL MICROSIMULATION</w:t>
     </w:r>
     <w:r>
       <w:rPr>

--- a/simulation/paper/split/04_figures.docx
+++ b/simulation/paper/split/04_figures.docx
@@ -58,50 +58,7 @@
           <w:rFonts w:ascii="Times New Roman" w:hAnsi="Times New Roman" w:eastAsia="Times New Roman"/>
           <w:sz w:val="24"/>
         </w:rPr>
-        <w:t xml:space="preserve">A box-and-arrow diagram of the nine pre-registered pipeline stages, showing the data inputs (N=354 individual data; Tokiwa 2026 </w:t>
-      </w:r>
-      <w:r>
-        <w:rPr>
-          <w:rFonts w:ascii="Times New Roman" w:hAnsi="Times New Roman" w:eastAsia="Times New Roman"/>
-          <w:i/>
-          <w:sz w:val="24"/>
-        </w:rPr>
-        <w:t>IEEE Access</w:t>
-      </w:r>
-      <w:r>
-        <w:rPr>
-          <w:rFonts w:ascii="Times New Roman" w:hAnsi="Times New Roman" w:eastAsia="Times New Roman"/>
-          <w:sz w:val="24"/>
-        </w:rPr>
-        <w:t xml:space="preserve"> 7-cluster centroids; Statistics Bureau (MIC) Labor Force Survey 2022) flowing through Stages 0–8 with their HDF5 outputs. Generated as PNG/PDF/SVG by </w:t>
-      </w:r>
-      <w:r>
-        <w:rPr>
-          <w:rFonts w:ascii="Times New Roman" w:hAnsi="Times New Roman" w:eastAsia="Times New Roman"/>
-          <w:sz w:val="24"/>
-        </w:rPr>
-        <w:t>simulation/code/figures.py</w:t>
-      </w:r>
-      <w:r>
-        <w:rPr>
-          <w:rFonts w:ascii="Times New Roman" w:hAnsi="Times New Roman" w:eastAsia="Times New Roman"/>
-          <w:sz w:val="24"/>
-        </w:rPr>
-        <w:t xml:space="preserve"> (Makefile target </w:t>
-      </w:r>
-      <w:r>
-        <w:rPr>
-          <w:rFonts w:ascii="Times New Roman" w:hAnsi="Times New Roman" w:eastAsia="Times New Roman"/>
-          <w:sz w:val="24"/>
-        </w:rPr>
-        <w:t>figures</w:t>
-      </w:r>
-      <w:r>
-        <w:rPr>
-          <w:rFonts w:ascii="Times New Roman" w:hAnsi="Times New Roman" w:eastAsia="Times New Roman"/>
-          <w:sz w:val="24"/>
-        </w:rPr>
-        <w:t>).</w:t>
+        <w:t>A box-and-arrow diagram of the nine pre-registered pipeline stages, showing the data inputs (N = 354 individual data; Tokiwa, 2026, 7-cluster centroids; Statistics Bureau (MIC) Labour Force Survey 2022) flowing through Stages 0–8 with their HDF5 outputs.</w:t>
       </w:r>
     </w:p>
     <w:p>
@@ -155,7 +112,7 @@
           <w:rFonts w:ascii="Times New Roman" w:hAnsi="Times New Roman" w:eastAsia="Times New Roman"/>
           <w:sz w:val="24"/>
         </w:rPr>
-        <w:t>A heatmap of P̂_c across 7 HEXACO clusters × 2 genders, with cell sizes overlaid. Cell ordering follows the v2.0 master Section 5.1 convention (cluster × 2 + gender index).</w:t>
+        <w:t>A heatmap of P̂_c across 7 HEXACO clusters × 2 genders, with cell sizes overlaid. Cell ordering follows the pre-registered convention (cluster × 2 + gender index).</w:t>
       </w:r>
     </w:p>
     <w:p>
@@ -183,7 +140,7 @@
           <w:i/>
           <w:sz w:val="24"/>
         </w:rPr>
-        <w:t>Per-cell power-harassment victimization propensities P̂_c with 95% BCa CIs. Cell sizes (N_c) range from 10 to 70 (median 18). Color encodes propensity (blue = low; red = high). Cells with N_c &lt; 20 are demarcated with a dashed boundary.</w:t>
+        <w:t>Per-cell power-harassment victimization propensities P̂_c with 95% bootstrap CIs computed under the pre-registered cascade. Cell sizes (N_c) range from 10 to 70 (median 18). Color encodes propensity (blue = low; red = high). Cells with N_c &lt; 20 are demarcated with a dashed boundary.</w:t>
       </w:r>
     </w:p>
     <w:p>
